--- a/src/ch0/chair3Members.docx
+++ b/src/ch0/chair3Members.docx
@@ -74,7 +74,37 @@
         <w:rPr>
           <w:i/>
         </w:rPr>
-        <w:t>Aero-Optic Effects in Turbulent and Nonequilibrium Flows</w:t>
+        <w:t>Aero-Optic</w:t>
+      </w:r>
+      <w:r>
+        <w:rPr>
+          <w:i/>
+        </w:rPr>
+        <w:t>al</w:t>
+      </w:r>
+      <w:r>
+        <w:rPr>
+          <w:i/>
+        </w:rPr>
+        <w:t xml:space="preserve"> Effects in </w:t>
+      </w:r>
+      <w:r>
+        <w:rPr>
+          <w:i/>
+        </w:rPr>
+        <w:t>High-Enthalpy</w:t>
+      </w:r>
+      <w:r>
+        <w:rPr>
+          <w:i/>
+        </w:rPr>
+        <w:t xml:space="preserve"> </w:t>
+      </w:r>
+      <w:r>
+        <w:rPr>
+          <w:i/>
+        </w:rPr>
+        <w:t>Flows</w:t>
       </w:r>
     </w:p>
     <w:p>
@@ -914,6 +944,7 @@
     <w:lsdException w:name="HTML Sample" w:semiHidden="1" w:unhideWhenUsed="1"/>
     <w:lsdException w:name="HTML Typewriter" w:semiHidden="1" w:unhideWhenUsed="1"/>
     <w:lsdException w:name="HTML Variable" w:semiHidden="1" w:unhideWhenUsed="1"/>
+    <w:lsdException w:name="Normal Table" w:semiHidden="1" w:unhideWhenUsed="1"/>
     <w:lsdException w:name="annotation subject" w:semiHidden="1" w:unhideWhenUsed="1"/>
     <w:lsdException w:name="No List" w:semiHidden="1" w:unhideWhenUsed="1"/>
     <w:lsdException w:name="Outline List 1" w:semiHidden="1" w:unhideWhenUsed="1"/>
@@ -956,8 +987,11 @@
     <w:lsdException w:name="Table Contemporary" w:semiHidden="1" w:unhideWhenUsed="1"/>
     <w:lsdException w:name="Table Elegant" w:semiHidden="1" w:unhideWhenUsed="1"/>
     <w:lsdException w:name="Table Professional" w:semiHidden="1" w:unhideWhenUsed="1"/>
+    <w:lsdException w:name="Table Subtle 1" w:semiHidden="1" w:unhideWhenUsed="1"/>
     <w:lsdException w:name="Table Subtle 2" w:semiHidden="1" w:unhideWhenUsed="1"/>
     <w:lsdException w:name="Table Web 1" w:semiHidden="1" w:unhideWhenUsed="1"/>
+    <w:lsdException w:name="Table Web 2" w:semiHidden="1" w:unhideWhenUsed="1"/>
+    <w:lsdException w:name="Table Web 3" w:semiHidden="1" w:unhideWhenUsed="1"/>
     <w:lsdException w:name="Balloon Text" w:semiHidden="1" w:unhideWhenUsed="1"/>
     <w:lsdException w:name="Table Grid" w:uiPriority="39"/>
     <w:lsdException w:name="Table Theme" w:semiHidden="1" w:unhideWhenUsed="1"/>

--- a/src/ch0/chair3Members.docx
+++ b/src/ch0/chair3Members.docx
@@ -180,20 +180,16 @@
         <w:rPr>
           <w:i/>
         </w:rPr>
-        <w:t xml:space="preserve">[Committee </w:t>
-      </w:r>
-      <w:r>
-        <w:rPr>
-          <w:i/>
-        </w:rPr>
-        <w:t xml:space="preserve">Chair </w:t>
-      </w:r>
-      <w:r>
-        <w:rPr>
-          <w:i/>
-        </w:rPr>
-        <w:t>Name]</w:t>
-      </w:r>
+        <w:t xml:space="preserve">Kyle </w:t>
+      </w:r>
+      <w:proofErr w:type="spellStart"/>
+      <w:r>
+        <w:rPr>
+          <w:i/>
+        </w:rPr>
+        <w:t>Hanquist</w:t>
+      </w:r>
+      <w:proofErr w:type="spellEnd"/>
     </w:p>
     <w:p>
       <w:pPr>
@@ -254,19 +250,19 @@
         <w:rPr>
           <w:i/>
         </w:rPr>
-        <w:t xml:space="preserve">[Committee </w:t>
-      </w:r>
-      <w:r>
-        <w:rPr>
-          <w:i/>
-        </w:rPr>
-        <w:t xml:space="preserve">Member </w:t>
-      </w:r>
-      <w:r>
-        <w:rPr>
-          <w:i/>
-        </w:rPr>
-        <w:t>Name]</w:t>
+        <w:t>Wayne L</w:t>
+      </w:r>
+      <w:r>
+        <w:rPr>
+          <w:i/>
+        </w:rPr>
+        <w:t>.</w:t>
+      </w:r>
+      <w:r>
+        <w:rPr>
+          <w:i/>
+        </w:rPr>
+        <w:t xml:space="preserve"> Hacker</w:t>
       </w:r>
     </w:p>
     <w:p>
@@ -328,19 +324,7 @@
         <w:rPr>
           <w:i/>
         </w:rPr>
-        <w:t xml:space="preserve">[Committee </w:t>
-      </w:r>
-      <w:r>
-        <w:rPr>
-          <w:i/>
-        </w:rPr>
-        <w:t xml:space="preserve">Member </w:t>
-      </w:r>
-      <w:r>
-        <w:rPr>
-          <w:i/>
-        </w:rPr>
-        <w:t>Name]</w:t>
+        <w:t>Brandon D. Chalifoux</w:t>
       </w:r>
     </w:p>
     <w:p>
@@ -405,19 +389,7 @@
         <w:rPr>
           <w:i/>
         </w:rPr>
-        <w:t xml:space="preserve">[Committee </w:t>
-      </w:r>
-      <w:r>
-        <w:rPr>
-          <w:i/>
-        </w:rPr>
-        <w:t xml:space="preserve">Member </w:t>
-      </w:r>
-      <w:r>
-        <w:rPr>
-          <w:i/>
-        </w:rPr>
-        <w:t>Name]</w:t>
+        <w:t>Jerzy W. Rozenblit</w:t>
       </w:r>
     </w:p>
     <w:p>
@@ -529,20 +501,16 @@
         <w:rPr>
           <w:i/>
         </w:rPr>
-        <w:t>[Committee</w:t>
-      </w:r>
-      <w:r>
-        <w:rPr>
-          <w:i/>
-        </w:rPr>
-        <w:t xml:space="preserve"> </w:t>
-      </w:r>
-      <w:r>
-        <w:rPr>
-          <w:i/>
-        </w:rPr>
-        <w:t>Chair Name]</w:t>
-      </w:r>
+        <w:t xml:space="preserve">Kyle </w:t>
+      </w:r>
+      <w:proofErr w:type="spellStart"/>
+      <w:r>
+        <w:rPr>
+          <w:i/>
+        </w:rPr>
+        <w:t>Hanquist</w:t>
+      </w:r>
+      <w:proofErr w:type="spellEnd"/>
     </w:p>
     <w:p>
       <w:pPr>
@@ -571,7 +539,7 @@
         <w:rPr>
           <w:i/>
         </w:rPr>
-        <w:t>[Academic Department]</w:t>
+        <w:t>Aerospace and Mechanical Engineering Department</w:t>
       </w:r>
     </w:p>
     <w:p>

--- a/src/ch0/chair3Members.docx
+++ b/src/ch0/chair3Members.docx
@@ -180,7 +180,19 @@
         <w:rPr>
           <w:i/>
         </w:rPr>
-        <w:t xml:space="preserve">Kyle </w:t>
+        <w:t>Kyle</w:t>
+      </w:r>
+      <w:r>
+        <w:rPr>
+          <w:i/>
+        </w:rPr>
+        <w:t xml:space="preserve"> M.</w:t>
+      </w:r>
+      <w:r>
+        <w:rPr>
+          <w:i/>
+        </w:rPr>
+        <w:t xml:space="preserve"> </w:t>
       </w:r>
       <w:proofErr w:type="spellStart"/>
       <w:r>
@@ -501,7 +513,19 @@
         <w:rPr>
           <w:i/>
         </w:rPr>
-        <w:t xml:space="preserve">Kyle </w:t>
+        <w:t>Kyle</w:t>
+      </w:r>
+      <w:r>
+        <w:rPr>
+          <w:i/>
+        </w:rPr>
+        <w:t xml:space="preserve"> M.</w:t>
+      </w:r>
+      <w:r>
+        <w:rPr>
+          <w:i/>
+        </w:rPr>
+        <w:t xml:space="preserve"> </w:t>
       </w:r>
       <w:proofErr w:type="spellStart"/>
       <w:r>
